--- a/manuscript/Manuscript_draft.docx
+++ b/manuscript/Manuscript_draft.docx
@@ -1608,6 +1608,18 @@
     </w:p>
     <w:p>
       <w:pPr>
+        <w:jc w:val="both"/>
+      </w:pPr>
+      <w:r>
+        <w:rPr>
+          <w:b w:val="0"/>
+          <w:i w:val="0"/>
+        </w:rPr>
+        <w:t>All training and evaluation was performed on an NVIDIA DGX A100 server. Each run was allocated a single A100-SXM4-40GB GPU partitioned by Multi-Instance GPU into a 3g.20gb slice, so no run had exclusive use of a whole device. Runs are made deterministic within a slice by fixing the Python, NumPy and PyTorch seeds, restricting intra-op threading, and enabling deterministic cuDNN kernels.</w:t>
+      </w:r>
+    </w:p>
+    <w:p>
+      <w:pPr>
         <w:keepNext/>
         <w:jc w:val="center"/>
       </w:pPr>
@@ -2636,7 +2648,799 @@
         <w:pStyle w:val="Heading2"/>
       </w:pPr>
       <w:r>
-        <w:t>F. Evaluation Metrics and Statistics</w:t>
+        <w:t>F. Model Complexity and Computational Cost</w:t>
+      </w:r>
+    </w:p>
+    <w:p>
+      <w:pPr>
+        <w:jc w:val="both"/>
+      </w:pPr>
+      <w:r>
+        <w:rPr>
+          <w:b w:val="0"/>
+          <w:i w:val="0"/>
+        </w:rPr>
+        <w:t>The two families differ in cost by three orders of magnitude, which is worth stating because it bears on where each is worth deploying. Table III reports trainable parameters, forward floating-point operations for a single molecule, and the measured wall-clock training time per seed. The graph model carries 587,905 parameters and costs 119 MFLOPs for a molecule of median size (26 heavy atoms), rising to 653 MFLOPs for the largest compound in the pool (65 heavy atoms): the dense adjacency representation evaluates the bond-conditioned gate of (2) for every ordered atom pair, so cost grows quadratically with molecule size. The descriptor models are fixed-cost regardless of molecule size and range from 26 to 322 kFLOPs, roughly 4,656-fold cheaper than the graph model at the low end.</w:t>
+      </w:r>
+    </w:p>
+    <w:p>
+      <w:pPr>
+        <w:jc w:val="both"/>
+      </w:pPr>
+      <w:r>
+        <w:rPr>
+          <w:b w:val="0"/>
+          <w:i w:val="0"/>
+        </w:rPr>
+        <w:t>The same contrast appears in training time: a single pKa seed takes about 19 minutes against under a minute for each pharmacokinetic endpoint, so a ten-seed pKa ensemble costs roughly 3.2 GPU-hours against about 8 minutes. These are measured wall-clock times with several seeds training concurrently on the same GPU slice, so they include contention and are upper bounds on the cost of a dedicated run. Floating-point counts cover the matrix multiplications of a forward pass and exclude feature generation, which for both families is dominated by descriptor and semi-empirical calculation performed once per compound. The classical baselines of Section IV-D are non-parametric and are not characterised by these measures.</w:t>
+      </w:r>
+    </w:p>
+    <w:p>
+      <w:pPr>
+        <w:keepNext/>
+        <w:jc w:val="center"/>
+      </w:pPr>
+      <w:r>
+        <w:rPr>
+          <w:smallCaps/>
+          <w:sz w:val="16"/>
+        </w:rPr>
+        <w:t>Table III</w:t>
+        <w:br/>
+      </w:r>
+      <w:r>
+        <w:rPr>
+          <w:sz w:val="16"/>
+        </w:rPr>
+        <w:t>Model complexity and measured training cost</w:t>
+      </w:r>
+    </w:p>
+    <w:tbl>
+      <w:tblPr>
+        <w:tblW w:type="auto" w:w="0"/>
+        <w:jc w:val="center"/>
+        <w:tblLayout w:type="fixed"/>
+        <w:tblLook w:firstColumn="1" w:firstRow="1" w:lastColumn="0" w:lastRow="0" w:noHBand="0" w:noVBand="1" w:val="04A0"/>
+      </w:tblPr>
+      <w:tblGrid>
+        <w:gridCol w:w="1560"/>
+        <w:gridCol w:w="1560"/>
+        <w:gridCol w:w="1560"/>
+        <w:gridCol w:w="1560"/>
+        <w:gridCol w:w="1560"/>
+        <w:gridCol w:w="1560"/>
+      </w:tblGrid>
+      <w:tr>
+        <w:tc>
+          <w:tcPr>
+            <w:tcW w:type="dxa" w:w="1368"/>
+            <w:tcBorders>
+              <w:top w:val="single" w:sz="6" w:space="0" w:color="000000"/>
+              <w:bottom w:val="single" w:sz="6" w:space="0" w:color="000000"/>
+            </w:tcBorders>
+          </w:tcPr>
+          <w:p>
+            <w:pPr>
+              <w:spacing w:after="0" w:line="240" w:lineRule="auto"/>
+              <w:jc w:val="left"/>
+            </w:pPr>
+            <w:r/>
+            <w:r>
+              <w:rPr>
+                <w:b/>
+                <w:sz w:val="15"/>
+              </w:rPr>
+              <w:t>Endpoint</w:t>
+            </w:r>
+          </w:p>
+        </w:tc>
+        <w:tc>
+          <w:tcPr>
+            <w:tcW w:type="dxa" w:w="2304"/>
+            <w:tcBorders>
+              <w:top w:val="single" w:sz="6" w:space="0" w:color="000000"/>
+              <w:bottom w:val="single" w:sz="6" w:space="0" w:color="000000"/>
+            </w:tcBorders>
+          </w:tcPr>
+          <w:p>
+            <w:pPr>
+              <w:spacing w:after="0" w:line="240" w:lineRule="auto"/>
+              <w:jc w:val="center"/>
+            </w:pPr>
+            <w:r/>
+            <w:r>
+              <w:rPr>
+                <w:b/>
+                <w:sz w:val="15"/>
+              </w:rPr>
+              <w:t>Model</w:t>
+            </w:r>
+          </w:p>
+        </w:tc>
+        <w:tc>
+          <w:tcPr>
+            <w:tcW w:type="dxa" w:w="1368"/>
+            <w:tcBorders>
+              <w:top w:val="single" w:sz="6" w:space="0" w:color="000000"/>
+              <w:bottom w:val="single" w:sz="6" w:space="0" w:color="000000"/>
+            </w:tcBorders>
+          </w:tcPr>
+          <w:p>
+            <w:pPr>
+              <w:spacing w:after="0" w:line="240" w:lineRule="auto"/>
+              <w:jc w:val="center"/>
+            </w:pPr>
+            <w:r/>
+            <w:r>
+              <w:rPr>
+                <w:b/>
+                <w:sz w:val="15"/>
+              </w:rPr>
+              <w:t>Parameters</w:t>
+            </w:r>
+          </w:p>
+        </w:tc>
+        <w:tc>
+          <w:tcPr>
+            <w:tcW w:type="dxa" w:w="2160"/>
+            <w:tcBorders>
+              <w:top w:val="single" w:sz="6" w:space="0" w:color="000000"/>
+              <w:bottom w:val="single" w:sz="6" w:space="0" w:color="000000"/>
+            </w:tcBorders>
+          </w:tcPr>
+          <w:p>
+            <w:pPr>
+              <w:spacing w:after="0" w:line="240" w:lineRule="auto"/>
+              <w:jc w:val="center"/>
+            </w:pPr>
+            <w:r/>
+            <w:r>
+              <w:rPr>
+                <w:b/>
+                <w:sz w:val="15"/>
+              </w:rPr>
+              <w:t>Forward FLOPs/molecule</w:t>
+            </w:r>
+          </w:p>
+        </w:tc>
+        <w:tc>
+          <w:tcPr>
+            <w:tcW w:type="dxa" w:w="1008"/>
+            <w:tcBorders>
+              <w:top w:val="single" w:sz="6" w:space="0" w:color="000000"/>
+              <w:bottom w:val="single" w:sz="6" w:space="0" w:color="000000"/>
+            </w:tcBorders>
+          </w:tcPr>
+          <w:p>
+            <w:pPr>
+              <w:spacing w:after="0" w:line="240" w:lineRule="auto"/>
+              <w:jc w:val="center"/>
+            </w:pPr>
+            <w:r/>
+            <w:r>
+              <w:rPr>
+                <w:b/>
+                <w:sz w:val="15"/>
+              </w:rPr>
+              <w:t>s / seed</w:t>
+            </w:r>
+          </w:p>
+        </w:tc>
+        <w:tc>
+          <w:tcPr>
+            <w:tcW w:type="dxa" w:w="1152"/>
+            <w:tcBorders>
+              <w:top w:val="single" w:sz="6" w:space="0" w:color="000000"/>
+              <w:bottom w:val="single" w:sz="6" w:space="0" w:color="000000"/>
+            </w:tcBorders>
+          </w:tcPr>
+          <w:p>
+            <w:pPr>
+              <w:spacing w:after="0" w:line="240" w:lineRule="auto"/>
+              <w:jc w:val="center"/>
+            </w:pPr>
+            <w:r/>
+            <w:r>
+              <w:rPr>
+                <w:b/>
+                <w:sz w:val="15"/>
+              </w:rPr>
+              <w:t>range</w:t>
+            </w:r>
+          </w:p>
+        </w:tc>
+      </w:tr>
+      <w:tr>
+        <w:tc>
+          <w:tcPr>
+            <w:tcW w:type="dxa" w:w="1368"/>
+          </w:tcPr>
+          <w:p>
+            <w:pPr>
+              <w:spacing w:after="0" w:line="240" w:lineRule="auto"/>
+              <w:jc w:val="left"/>
+            </w:pPr>
+            <w:r/>
+            <w:r>
+              <w:rPr>
+                <w:sz w:val="15"/>
+              </w:rPr>
+              <w:t>pKa (acidic)</w:t>
+            </w:r>
+          </w:p>
+        </w:tc>
+        <w:tc>
+          <w:tcPr>
+            <w:tcW w:type="dxa" w:w="2304"/>
+          </w:tcPr>
+          <w:p>
+            <w:pPr>
+              <w:spacing w:after="0" w:line="240" w:lineRule="auto"/>
+              <w:jc w:val="center"/>
+            </w:pPr>
+            <w:r/>
+            <w:r>
+              <w:rPr>
+                <w:sz w:val="15"/>
+              </w:rPr>
+              <w:t>GraphMPNN</w:t>
+            </w:r>
+          </w:p>
+        </w:tc>
+        <w:tc>
+          <w:tcPr>
+            <w:tcW w:type="dxa" w:w="1368"/>
+          </w:tcPr>
+          <w:p>
+            <w:pPr>
+              <w:spacing w:after="0" w:line="240" w:lineRule="auto"/>
+              <w:jc w:val="center"/>
+            </w:pPr>
+            <w:r/>
+            <w:r>
+              <w:rPr>
+                <w:sz w:val="15"/>
+              </w:rPr>
+              <w:t>587,905</w:t>
+            </w:r>
+          </w:p>
+        </w:tc>
+        <w:tc>
+          <w:tcPr>
+            <w:tcW w:type="dxa" w:w="2160"/>
+          </w:tcPr>
+          <w:p>
+            <w:pPr>
+              <w:spacing w:after="0" w:line="240" w:lineRule="auto"/>
+              <w:jc w:val="center"/>
+            </w:pPr>
+            <w:r/>
+            <w:r>
+              <w:rPr>
+                <w:sz w:val="15"/>
+              </w:rPr>
+              <w:t>119 / 653 M</w:t>
+            </w:r>
+          </w:p>
+        </w:tc>
+        <w:tc>
+          <w:tcPr>
+            <w:tcW w:type="dxa" w:w="1008"/>
+          </w:tcPr>
+          <w:p>
+            <w:pPr>
+              <w:spacing w:after="0" w:line="240" w:lineRule="auto"/>
+              <w:jc w:val="center"/>
+            </w:pPr>
+            <w:r/>
+            <w:r>
+              <w:rPr>
+                <w:sz w:val="15"/>
+              </w:rPr>
+              <w:t>1170</w:t>
+            </w:r>
+          </w:p>
+        </w:tc>
+        <w:tc>
+          <w:tcPr>
+            <w:tcW w:type="dxa" w:w="1152"/>
+          </w:tcPr>
+          <w:p>
+            <w:pPr>
+              <w:spacing w:after="0" w:line="240" w:lineRule="auto"/>
+              <w:jc w:val="center"/>
+            </w:pPr>
+            <w:r/>
+            <w:r>
+              <w:rPr>
+                <w:sz w:val="15"/>
+              </w:rPr>
+              <w:t>639–1596</w:t>
+            </w:r>
+          </w:p>
+        </w:tc>
+      </w:tr>
+      <w:tr>
+        <w:tc>
+          <w:tcPr>
+            <w:tcW w:type="dxa" w:w="1368"/>
+          </w:tcPr>
+          <w:p>
+            <w:pPr>
+              <w:spacing w:after="0" w:line="240" w:lineRule="auto"/>
+              <w:jc w:val="left"/>
+            </w:pPr>
+            <w:r/>
+            <w:r>
+              <w:rPr>
+                <w:sz w:val="15"/>
+              </w:rPr>
+              <w:t>pKa (basic)</w:t>
+            </w:r>
+          </w:p>
+        </w:tc>
+        <w:tc>
+          <w:tcPr>
+            <w:tcW w:type="dxa" w:w="2304"/>
+          </w:tcPr>
+          <w:p>
+            <w:pPr>
+              <w:spacing w:after="0" w:line="240" w:lineRule="auto"/>
+              <w:jc w:val="center"/>
+            </w:pPr>
+            <w:r/>
+            <w:r>
+              <w:rPr>
+                <w:sz w:val="15"/>
+              </w:rPr>
+              <w:t>GraphMPNN (no site readout)</w:t>
+            </w:r>
+          </w:p>
+        </w:tc>
+        <w:tc>
+          <w:tcPr>
+            <w:tcW w:type="dxa" w:w="1368"/>
+          </w:tcPr>
+          <w:p>
+            <w:pPr>
+              <w:spacing w:after="0" w:line="240" w:lineRule="auto"/>
+              <w:jc w:val="center"/>
+            </w:pPr>
+            <w:r/>
+            <w:r>
+              <w:rPr>
+                <w:sz w:val="15"/>
+              </w:rPr>
+              <w:t>571,265</w:t>
+            </w:r>
+          </w:p>
+        </w:tc>
+        <w:tc>
+          <w:tcPr>
+            <w:tcW w:type="dxa" w:w="2160"/>
+          </w:tcPr>
+          <w:p>
+            <w:pPr>
+              <w:spacing w:after="0" w:line="240" w:lineRule="auto"/>
+              <w:jc w:val="center"/>
+            </w:pPr>
+            <w:r/>
+            <w:r>
+              <w:rPr>
+                <w:sz w:val="15"/>
+              </w:rPr>
+              <w:t>119 / 653 M</w:t>
+            </w:r>
+          </w:p>
+        </w:tc>
+        <w:tc>
+          <w:tcPr>
+            <w:tcW w:type="dxa" w:w="1008"/>
+          </w:tcPr>
+          <w:p>
+            <w:pPr>
+              <w:spacing w:after="0" w:line="240" w:lineRule="auto"/>
+              <w:jc w:val="center"/>
+            </w:pPr>
+            <w:r/>
+            <w:r>
+              <w:rPr>
+                <w:sz w:val="15"/>
+              </w:rPr>
+              <w:t>1148</w:t>
+            </w:r>
+          </w:p>
+        </w:tc>
+        <w:tc>
+          <w:tcPr>
+            <w:tcW w:type="dxa" w:w="1152"/>
+          </w:tcPr>
+          <w:p>
+            <w:pPr>
+              <w:spacing w:after="0" w:line="240" w:lineRule="auto"/>
+              <w:jc w:val="center"/>
+            </w:pPr>
+            <w:r/>
+            <w:r>
+              <w:rPr>
+                <w:sz w:val="15"/>
+              </w:rPr>
+              <w:t>812–1596</w:t>
+            </w:r>
+          </w:p>
+        </w:tc>
+      </w:tr>
+      <w:tr>
+        <w:tc>
+          <w:tcPr>
+            <w:tcW w:type="dxa" w:w="1368"/>
+          </w:tcPr>
+          <w:p>
+            <w:pPr>
+              <w:spacing w:after="0" w:line="240" w:lineRule="auto"/>
+              <w:jc w:val="left"/>
+            </w:pPr>
+            <w:r/>
+            <w:r>
+              <w:rPr>
+                <w:sz w:val="15"/>
+              </w:rPr>
+              <w:t>CL</w:t>
+            </w:r>
+          </w:p>
+        </w:tc>
+        <w:tc>
+          <w:tcPr>
+            <w:tcW w:type="dxa" w:w="2304"/>
+          </w:tcPr>
+          <w:p>
+            <w:pPr>
+              <w:spacing w:after="0" w:line="240" w:lineRule="auto"/>
+              <w:jc w:val="center"/>
+            </w:pPr>
+            <w:r/>
+            <w:r>
+              <w:rPr>
+                <w:sz w:val="15"/>
+              </w:rPr>
+              <w:t>MFMN-DynGate</w:t>
+            </w:r>
+          </w:p>
+        </w:tc>
+        <w:tc>
+          <w:tcPr>
+            <w:tcW w:type="dxa" w:w="1368"/>
+          </w:tcPr>
+          <w:p>
+            <w:pPr>
+              <w:spacing w:after="0" w:line="240" w:lineRule="auto"/>
+              <w:jc w:val="center"/>
+            </w:pPr>
+            <w:r/>
+            <w:r>
+              <w:rPr>
+                <w:sz w:val="15"/>
+              </w:rPr>
+              <w:t>24,328</w:t>
+            </w:r>
+          </w:p>
+        </w:tc>
+        <w:tc>
+          <w:tcPr>
+            <w:tcW w:type="dxa" w:w="2160"/>
+          </w:tcPr>
+          <w:p>
+            <w:pPr>
+              <w:spacing w:after="0" w:line="240" w:lineRule="auto"/>
+              <w:jc w:val="center"/>
+            </w:pPr>
+            <w:r/>
+            <w:r>
+              <w:rPr>
+                <w:sz w:val="15"/>
+              </w:rPr>
+              <w:t>48 k</w:t>
+            </w:r>
+          </w:p>
+        </w:tc>
+        <w:tc>
+          <w:tcPr>
+            <w:tcW w:type="dxa" w:w="1008"/>
+          </w:tcPr>
+          <w:p>
+            <w:pPr>
+              <w:spacing w:after="0" w:line="240" w:lineRule="auto"/>
+              <w:jc w:val="center"/>
+            </w:pPr>
+            <w:r/>
+            <w:r>
+              <w:rPr>
+                <w:sz w:val="15"/>
+              </w:rPr>
+              <w:t>51</w:t>
+            </w:r>
+          </w:p>
+        </w:tc>
+        <w:tc>
+          <w:tcPr>
+            <w:tcW w:type="dxa" w:w="1152"/>
+          </w:tcPr>
+          <w:p>
+            <w:pPr>
+              <w:spacing w:after="0" w:line="240" w:lineRule="auto"/>
+              <w:jc w:val="center"/>
+            </w:pPr>
+            <w:r/>
+            <w:r>
+              <w:rPr>
+                <w:sz w:val="15"/>
+              </w:rPr>
+              <w:t>40–72</w:t>
+            </w:r>
+          </w:p>
+        </w:tc>
+      </w:tr>
+      <w:tr>
+        <w:tc>
+          <w:tcPr>
+            <w:tcW w:type="dxa" w:w="1368"/>
+          </w:tcPr>
+          <w:p>
+            <w:pPr>
+              <w:spacing w:after="0" w:line="240" w:lineRule="auto"/>
+              <w:jc w:val="left"/>
+            </w:pPr>
+            <w:r/>
+            <w:r>
+              <w:rPr>
+                <w:sz w:val="15"/>
+              </w:rPr>
+              <w:t>VDss</w:t>
+            </w:r>
+          </w:p>
+        </w:tc>
+        <w:tc>
+          <w:tcPr>
+            <w:tcW w:type="dxa" w:w="2304"/>
+          </w:tcPr>
+          <w:p>
+            <w:pPr>
+              <w:spacing w:after="0" w:line="240" w:lineRule="auto"/>
+              <w:jc w:val="center"/>
+            </w:pPr>
+            <w:r/>
+            <w:r>
+              <w:rPr>
+                <w:sz w:val="15"/>
+              </w:rPr>
+              <w:t>MFMN-InteractAux</w:t>
+            </w:r>
+          </w:p>
+        </w:tc>
+        <w:tc>
+          <w:tcPr>
+            <w:tcW w:type="dxa" w:w="1368"/>
+          </w:tcPr>
+          <w:p>
+            <w:pPr>
+              <w:spacing w:after="0" w:line="240" w:lineRule="auto"/>
+              <w:jc w:val="center"/>
+            </w:pPr>
+            <w:r/>
+            <w:r>
+              <w:rPr>
+                <w:sz w:val="15"/>
+              </w:rPr>
+              <w:t>12,976</w:t>
+            </w:r>
+          </w:p>
+        </w:tc>
+        <w:tc>
+          <w:tcPr>
+            <w:tcW w:type="dxa" w:w="2160"/>
+          </w:tcPr>
+          <w:p>
+            <w:pPr>
+              <w:spacing w:after="0" w:line="240" w:lineRule="auto"/>
+              <w:jc w:val="center"/>
+            </w:pPr>
+            <w:r/>
+            <w:r>
+              <w:rPr>
+                <w:sz w:val="15"/>
+              </w:rPr>
+              <w:t>26 k</w:t>
+            </w:r>
+          </w:p>
+        </w:tc>
+        <w:tc>
+          <w:tcPr>
+            <w:tcW w:type="dxa" w:w="1008"/>
+          </w:tcPr>
+          <w:p>
+            <w:pPr>
+              <w:spacing w:after="0" w:line="240" w:lineRule="auto"/>
+              <w:jc w:val="center"/>
+            </w:pPr>
+            <w:r/>
+            <w:r>
+              <w:rPr>
+                <w:sz w:val="15"/>
+              </w:rPr>
+              <w:t>47</w:t>
+            </w:r>
+          </w:p>
+        </w:tc>
+        <w:tc>
+          <w:tcPr>
+            <w:tcW w:type="dxa" w:w="1152"/>
+          </w:tcPr>
+          <w:p>
+            <w:pPr>
+              <w:spacing w:after="0" w:line="240" w:lineRule="auto"/>
+              <w:jc w:val="center"/>
+            </w:pPr>
+            <w:r/>
+            <w:r>
+              <w:rPr>
+                <w:sz w:val="15"/>
+              </w:rPr>
+              <w:t>37–57</w:t>
+            </w:r>
+          </w:p>
+        </w:tc>
+      </w:tr>
+      <w:tr>
+        <w:tc>
+          <w:tcPr>
+            <w:tcW w:type="dxa" w:w="1368"/>
+            <w:tcBorders>
+              <w:bottom w:val="single" w:sz="6" w:space="0" w:color="000000"/>
+            </w:tcBorders>
+          </w:tcPr>
+          <w:p>
+            <w:pPr>
+              <w:spacing w:after="0" w:line="240" w:lineRule="auto"/>
+              <w:jc w:val="left"/>
+            </w:pPr>
+            <w:r/>
+            <w:r>
+              <w:rPr>
+                <w:sz w:val="15"/>
+              </w:rPr>
+              <w:t>Fu</w:t>
+            </w:r>
+          </w:p>
+        </w:tc>
+        <w:tc>
+          <w:tcPr>
+            <w:tcW w:type="dxa" w:w="2304"/>
+            <w:tcBorders>
+              <w:bottom w:val="single" w:sz="6" w:space="0" w:color="000000"/>
+            </w:tcBorders>
+          </w:tcPr>
+          <w:p>
+            <w:pPr>
+              <w:spacing w:after="0" w:line="240" w:lineRule="auto"/>
+              <w:jc w:val="center"/>
+            </w:pPr>
+            <w:r/>
+            <w:r>
+              <w:rPr>
+                <w:sz w:val="15"/>
+              </w:rPr>
+              <w:t>MFMN-DynGate</w:t>
+            </w:r>
+          </w:p>
+        </w:tc>
+        <w:tc>
+          <w:tcPr>
+            <w:tcW w:type="dxa" w:w="1368"/>
+            <w:tcBorders>
+              <w:bottom w:val="single" w:sz="6" w:space="0" w:color="000000"/>
+            </w:tcBorders>
+          </w:tcPr>
+          <w:p>
+            <w:pPr>
+              <w:spacing w:after="0" w:line="240" w:lineRule="auto"/>
+              <w:jc w:val="center"/>
+            </w:pPr>
+            <w:r/>
+            <w:r>
+              <w:rPr>
+                <w:sz w:val="15"/>
+              </w:rPr>
+              <w:t>161,400</w:t>
+            </w:r>
+          </w:p>
+        </w:tc>
+        <w:tc>
+          <w:tcPr>
+            <w:tcW w:type="dxa" w:w="2160"/>
+            <w:tcBorders>
+              <w:bottom w:val="single" w:sz="6" w:space="0" w:color="000000"/>
+            </w:tcBorders>
+          </w:tcPr>
+          <w:p>
+            <w:pPr>
+              <w:spacing w:after="0" w:line="240" w:lineRule="auto"/>
+              <w:jc w:val="center"/>
+            </w:pPr>
+            <w:r/>
+            <w:r>
+              <w:rPr>
+                <w:sz w:val="15"/>
+              </w:rPr>
+              <w:t>322 k</w:t>
+            </w:r>
+          </w:p>
+        </w:tc>
+        <w:tc>
+          <w:tcPr>
+            <w:tcW w:type="dxa" w:w="1008"/>
+            <w:tcBorders>
+              <w:bottom w:val="single" w:sz="6" w:space="0" w:color="000000"/>
+            </w:tcBorders>
+          </w:tcPr>
+          <w:p>
+            <w:pPr>
+              <w:spacing w:after="0" w:line="240" w:lineRule="auto"/>
+              <w:jc w:val="center"/>
+            </w:pPr>
+            <w:r/>
+            <w:r>
+              <w:rPr>
+                <w:sz w:val="15"/>
+              </w:rPr>
+              <w:t>51</w:t>
+            </w:r>
+          </w:p>
+        </w:tc>
+        <w:tc>
+          <w:tcPr>
+            <w:tcW w:type="dxa" w:w="1152"/>
+            <w:tcBorders>
+              <w:bottom w:val="single" w:sz="6" w:space="0" w:color="000000"/>
+            </w:tcBorders>
+          </w:tcPr>
+          <w:p>
+            <w:pPr>
+              <w:spacing w:after="0" w:line="240" w:lineRule="auto"/>
+              <w:jc w:val="center"/>
+            </w:pPr>
+            <w:r/>
+            <w:r>
+              <w:rPr>
+                <w:sz w:val="15"/>
+              </w:rPr>
+              <w:t>38–72</w:t>
+            </w:r>
+          </w:p>
+        </w:tc>
+      </w:tr>
+    </w:tbl>
+    <w:p>
+      <w:pPr>
+        <w:spacing w:after="0"/>
+      </w:pPr>
+      <w:r>
+        <w:rPr>
+          <w:sz w:val="14"/>
+        </w:rPr>
+        <w:t>Trainable parameters. Forward FLOPs are for one molecule, counted by the PyTorch profiler over the matrix multiplications of a forward pass; for the graph model the two values are for a median-sized and the largest molecule in the pool (26 and 65 heavy atoms), between which cost grows quadratically, while the descriptor models are size-independent. Training time is measured wall-clock per seed on one A100-SXM4-40GB MIG 3g.20gb slice of an NVIDIA DGX A100, with several seeds running concurrently on the slice; it therefore includes contention.</w:t>
+      </w:r>
+    </w:p>
+    <w:p>
+      <w:pPr>
+        <w:spacing w:after="40"/>
+      </w:pPr>
+    </w:p>
+    <w:p>
+      <w:pPr>
+        <w:pStyle w:val="Heading2"/>
+      </w:pPr>
+      <w:r>
+        <w:t>G. Evaluation Metrics and Statistics</w:t>
       </w:r>
     </w:p>
     <w:p>
@@ -2708,7 +3512,7 @@
         <w:pStyle w:val="Heading2"/>
       </w:pPr>
       <w:r>
-        <w:t>G. Propagation to Exposure</w:t>
+        <w:t>H. Propagation to Exposure</w:t>
       </w:r>
     </w:p>
     <w:p>
@@ -2883,7 +3687,7 @@
           <w:b w:val="0"/>
           <w:i w:val="0"/>
         </w:rPr>
-        <w:t>Tables III and IV report the 10-seed ensemble performance of the proposed models, and Fig. 3 shows the corresponding parity plots. On pKa, GraphMPNN achieves an ensemble R² of 0.969 (95% CI 0.956–0.979) and an MAE of 0.424 pKa units on the acidic test set (n = 776), and an R² of 0.950 (0.936–0.962) with an MAE of 0.406 on the basic test set (n = 815). 91.0% and 90.7% of acidic and basic test compounds, respectively, are predicted within one pKa unit.</w:t>
+        <w:t>Tables IV and V report the 10-seed ensemble performance of the proposed models, and Fig. 3 shows the corresponding parity plots. On pKa, GraphMPNN achieves an ensemble R² of 0.969 (95% CI 0.956–0.979) and an MAE of 0.424 pKa units on the acidic test set (n = 776), and an R² of 0.950 (0.936–0.962) with an MAE of 0.406 on the basic test set (n = 815). 91.0% and 90.7% of acidic and basic test compounds, respectively, are predicted within one pKa unit.</w:t>
       </w:r>
     </w:p>
     <w:p>
@@ -2920,7 +3724,7 @@
           <w:smallCaps/>
           <w:sz w:val="16"/>
         </w:rPr>
-        <w:t>Table III</w:t>
+        <w:t>Table IV</w:t>
         <w:br/>
       </w:r>
       <w:r>
@@ -3662,7 +4466,7 @@
           <w:smallCaps/>
           <w:sz w:val="16"/>
         </w:rPr>
-        <w:t>Table IV</w:t>
+        <w:t>Table V</w:t>
         <w:br/>
       </w:r>
       <w:r>
@@ -4898,7 +5702,7 @@
         <w:rPr>
           <w:sz w:val="14"/>
         </w:rPr>
-        <w:t>MAE and RMSE in log10 units; GMFE: geometric mean fold error; W2F: fraction within two-fold. LW: 1.25× training-loss weight for compounds with fu &lt; 0.006. CI and seed statistics as in Table III.</w:t>
+        <w:t>MAE and RMSE in log10 units; GMFE: geometric mean fold error; W2F: fraction within two-fold. LW: 1.25× training-loss weight for compounds with fu &lt; 0.006. CI and seed statistics as in Table IV.</w:t>
       </w:r>
     </w:p>
     <w:p>
@@ -4959,7 +5763,7 @@
         <w:rPr>
           <w:sz w:val="16"/>
         </w:rPr>
-        <w:t>Predicted versus observed values on the official test sets for the proposed models (10-seed ensemble). The solid line is the identity; the shaded band marks ±1 pKa unit (pKa) or two-fold error (CL, VDss, Fu). Inset metrics are ensemble values from Tables III and IV.</w:t>
+        <w:t>Predicted versus observed values on the official test sets for the proposed models (10-seed ensemble). The solid line is the identity; the shaded band marks ±1 pKa unit (pKa) or two-fold error (CL, VDss, Fu). Inset metrics are ensemble values from Tables IV and V.</w:t>
       </w:r>
     </w:p>
     <w:p>
@@ -4979,7 +5783,7 @@
           <w:b w:val="0"/>
           <w:i w:val="0"/>
         </w:rPr>
-        <w:t xml:space="preserve">Table V compares the 10-seed ensemble with the published benchmark values on the same official test splits: Jia et al. </w:t>
+        <w:t xml:space="preserve">Table VI compares the 10-seed ensemble with the published benchmark values on the same official test splits: Jia et al. </w:t>
       </w:r>
       <w:r>
         <w:rPr>
@@ -5009,7 +5813,7 @@
           <w:b w:val="0"/>
           <w:i w:val="0"/>
         </w:rPr>
-        <w:t xml:space="preserve"> for pKa. For most of the test set the benchmark reports aggregate values only, so Table V reports whether the published value lies inside the bootstrap 95% CI of the ensemble metric, and Fig. 4 shows the relative differences. The benchmark does, however, publish its own per-compound predictions for a 106-compound subset; Table VI compares the two models on those compounds with a paired test, which is the stronger comparison.</w:t>
+        <w:t xml:space="preserve"> for pKa. For most of the test set the benchmark reports aggregate values only, so Table VI reports whether the published value lies inside the bootstrap 95% CI of the ensemble metric, and Fig. 4 shows the relative differences. The benchmark does, however, publish its own per-compound predictions for a 106-compound subset; Table VII compares the two models on those compounds with a paired test, which is the stronger comparison.</w:t>
       </w:r>
     </w:p>
     <w:p>
@@ -5058,7 +5862,7 @@
           <w:smallCaps/>
           <w:sz w:val="16"/>
         </w:rPr>
-        <w:t>Table V</w:t>
+        <w:t>Table VI</w:t>
         <w:br/>
       </w:r>
       <w:r>
@@ -8051,7 +8855,7 @@
           <w:b w:val="0"/>
           <w:i w:val="0"/>
         </w:rPr>
-        <w:t>The benchmark publishes per-compound predictions for all five endpoints on a 106-compound subset of the test data. Every one of these compounds lies in the official test split of every endpoint, so neither model was trained on them, and both were evaluated on identical compounds. This permits a paired comparison (Table VI, Fig. 5): the same compound-level bootstrap as above, resampling the same compounds for both models, which removes the compound-to-compound variation that dominates the marginal CIs of Table V. This subset is the only part of the test data for which the benchmark's own predictions are available.</w:t>
+        <w:t>The benchmark publishes per-compound predictions for all five endpoints on a 106-compound subset of the test data. Every one of these compounds lies in the official test split of every endpoint, so neither model was trained on them, and both were evaluated on identical compounds. This permits a paired comparison (Table VII, Fig. 5): the same compound-level bootstrap as above, resampling the same compounds for both models, which removes the compound-to-compound variation that dominates the marginal CIs of Table VI. This subset is the only part of the test data for which the benchmark's own predictions are available.</w:t>
       </w:r>
     </w:p>
     <w:p>
@@ -8075,7 +8879,7 @@
           <w:b w:val="0"/>
           <w:i w:val="0"/>
         </w:rPr>
-        <w:t>For CL, VDss and Fu no difference is resolved on this subset. The proposed models hold the better point estimate on every VDss and Fu metric (VDss GMFE 1.759 vs. 1.889; Fu GMFE 1.937 vs. 2.014) and the two models are indistinguishable on CL (GMFE 1.953 vs. 1.969). With 106 compounds this subset is smaller than the full test splits of Tables III and IV, so it resolves only the larger differences; the absence of a resolved difference is not evidence of equivalence.</w:t>
+        <w:t>For CL, VDss and Fu no difference is resolved on this subset. The proposed models hold the better point estimate on every VDss and Fu metric (VDss GMFE 1.759 vs. 1.889; Fu GMFE 1.937 vs. 2.014) and the two models are indistinguishable on CL (GMFE 1.953 vs. 1.969). With 106 compounds this subset is smaller than the full test splits of Tables IV and V, so it resolves only the larger differences; the absence of a resolved difference is not evidence of equivalence.</w:t>
       </w:r>
     </w:p>
     <w:p>
@@ -8088,7 +8892,7 @@
           <w:smallCaps/>
           <w:sz w:val="16"/>
         </w:rPr>
-        <w:t>Table VI</w:t>
+        <w:t>Table VII</w:t>
         <w:br/>
       </w:r>
       <w:r>
@@ -10896,7 +11700,7 @@
           <w:b w:val="0"/>
           <w:i w:val="0"/>
         </w:rPr>
-        <w:t>Table VII compares the proposed models with three classical regressors trained on the same training split and evaluated on the same test compounds in the same order: Random Forest (RF), XGBoost (XGB) and support vector regression (SVM), each with library-default hyperparameters (no tuning). RF was trained with seeds 42–51 and is reported as a 10-seed ensemble. With default settings, XGB uses no row or column subsampling, so all ten seeds produced identical predictions and its ensemble equals a single fit; SVM is deterministic and was fit once. Fig. 6 summarizes the headline error metric per endpoint.</w:t>
+        <w:t>Table VIII compares the proposed models with three classical regressors trained on the same training split and evaluated on the same test compounds in the same order: Random Forest (RF), XGBoost (XGB) and support vector regression (SVM), each with library-default hyperparameters (no tuning). RF was trained with seeds 42–51 and is reported as a 10-seed ensemble. With default settings, XGB uses no row or column subsampling, so all ten seeds produced identical predictions and its ensemble equals a single fit; SVM is deterministic and was fit once. Fig. 6 summarizes the headline error metric per endpoint.</w:t>
       </w:r>
     </w:p>
     <w:p>
@@ -10933,7 +11737,7 @@
           <w:smallCaps/>
           <w:sz w:val="16"/>
         </w:rPr>
-        <w:t>Table VII</w:t>
+        <w:t>Table VIII</w:t>
         <w:br/>
       </w:r>
       <w:r>
@@ -13456,7 +14260,7 @@
           <w:b w:val="0"/>
           <w:i w:val="0"/>
         </w:rPr>
-        <w:t>Tables VIII and IX report 10-seed ablations retrained under the same protocol, training split and test split as the final models. For CL and VDss (Table VIII), the final model is compared with the base MFMN (no auxiliary supervision and no dynamic gating) and with the alternative MFMN variant that differs only in the gating mechanism (MFMN-InteractAux for CL; MFMN-DynGate for VDss); Fig. 7 shows the per-seed GMFE distributions. For pKa (Table IX), the xTB-derived features, the edge gating and the ionizable-site readout of the full GraphMPNN are removed one at a time; on pKa (basic), the variant without the site readout performed best and is used as the final model, so the full GraphMPNN and its other two ablations are compared against it. For Fu, the low-fu training-loss weight is removed. Variant–final differences use the same paired compound-level bootstrap as Section D.</w:t>
+        <w:t>Tables IX and X report 10-seed ablations retrained under the same protocol, training split and test split as the final models. For CL and VDss (Table IX), the final model is compared with the base MFMN (no auxiliary supervision and no dynamic gating) and with the alternative MFMN variant that differs only in the gating mechanism (MFMN-InteractAux for CL; MFMN-DynGate for VDss); Fig. 7 shows the per-seed GMFE distributions. For pKa (Table X), the xTB-derived features, the edge gating and the ionizable-site readout of the full GraphMPNN are removed one at a time; on pKa (basic), the variant without the site readout performed best and is used as the final model, so the full GraphMPNN and its other two ablations are compared against it. For Fu, the low-fu training-loss weight is removed. Variant–final differences use the same paired compound-level bootstrap as Section D.</w:t>
       </w:r>
     </w:p>
     <w:p>
@@ -13493,7 +14297,7 @@
           <w:smallCaps/>
           <w:sz w:val="16"/>
         </w:rPr>
-        <w:t>Table VIII</w:t>
+        <w:t>Table IX</w:t>
         <w:br/>
       </w:r>
       <w:r>
@@ -14350,7 +15154,7 @@
         <w:rPr>
           <w:sz w:val="14"/>
         </w:rPr>
-        <w:t>Entries: 10-seed ensemble (seed mean ± SD). Bold: best ensemble value per endpoint and metric (ties both bold). †: paired-bootstrap 95% CI of the difference (final − variant) excludes zero in favor of the final model; no mark: CI includes zero; no variant was resolved as better than the final model. The final-model rows are the retrained finals of Table IV; the ablation variants were compared against the same test rows.</w:t>
+        <w:t>Entries: 10-seed ensemble (seed mean ± SD). Bold: best ensemble value per endpoint and metric (ties both bold). †: paired-bootstrap 95% CI of the difference (final − variant) excludes zero in favor of the final model; no mark: CI includes zero; no variant was resolved as better than the final model. The final-model rows are the retrained finals of Table V; the ablation variants were compared against the same test rows.</w:t>
       </w:r>
     </w:p>
     <w:p>
@@ -14460,7 +15264,7 @@
           <w:smallCaps/>
           <w:sz w:val="16"/>
         </w:rPr>
-        <w:t>Table IX</w:t>
+        <w:t>Table X</w:t>
         <w:br/>
       </w:r>
       <w:r>
@@ -15534,7 +16338,7 @@
         <w:rPr>
           <w:sz w:val="14"/>
         </w:rPr>
-        <w:t>Entries: 10-seed ensemble (seed mean ± SD); MAE and RMSE in pKa units. Bold: best ensemble value per endpoint and metric. †: paired-bootstrap 95% CI of the difference (final − variant) excludes zero in favor of the final model; no mark: CI includes zero; no variant was resolved as better than the final model. pKa (acidic): final = full GraphMPNN. pKa (basic): final = GraphMPNN without the ionizable-site readout; 'full' rows are the complete GraphMPNN and its ablations. Final-model rows are those of Table III.</w:t>
+        <w:t>Entries: 10-seed ensemble (seed mean ± SD); MAE and RMSE in pKa units. Bold: best ensemble value per endpoint and metric. †: paired-bootstrap 95% CI of the difference (final − variant) excludes zero in favor of the final model; no mark: CI includes zero; no variant was resolved as better than the final model. pKa (acidic): final = full GraphMPNN. pKa (basic): final = GraphMPNN without the ionizable-site readout; 'full' rows are the complete GraphMPNN and its ablations. Final-model rows are those of Table IV.</w:t>
       </w:r>
     </w:p>
     <w:p>
@@ -15559,7 +16363,7 @@
           <w:b w:val="0"/>
           <w:i w:val="0"/>
         </w:rPr>
-        <w:t>A natural question is whether improved parameter predictions translate into better predicted exposure. Table X addresses this on the same 106 compounds of Section C, holding the downstream model fixed and varying only the source of CL and VDss. Under the simplest exposure model consistent with the dose-linearity and 1 mg/kg normalization used throughout this benchmark — a one-compartment intravenous model — the area under the concentration–time curve and the maximum concentration follow in closed form from CL, VDss and the infusion duration: AUC = D/CL, and Cmax = D/V for a bolus or (R₀/CL)(1 − e^(−kT)) for an infusion of duration T, with R₀ = D/T and k = CL/V. Parameter error can therefore be propagated to exposure error analytically, with no fitted downstream model and no training data.</w:t>
+        <w:t>A natural question is whether improved parameter predictions translate into better predicted exposure. Table XI addresses this on the same 106 compounds of Section C, holding the downstream model fixed and varying only the source of CL and VDss. Under the simplest exposure model consistent with the dose-linearity and 1 mg/kg normalization used throughout this benchmark — a one-compartment intravenous model — the area under the concentration–time curve and the maximum concentration follow in closed form from CL, VDss and the infusion duration: AUC = D/CL, and Cmax = D/V for a bolus or (R₀/CL)(1 − e^(−kT)) for an infusion of duration T, with R₀ = D/T and k = CL/V. Parameter error can therefore be propagated to exposure error analytically, with no fitted downstream model and no training data.</w:t>
       </w:r>
     </w:p>
     <w:p>
@@ -15585,7 +16389,7 @@
           <w:b w:val="0"/>
           <w:i w:val="0"/>
         </w:rPr>
-        <w:t xml:space="preserve"> with the downstream model held constant; it is not a measurement of absolute concentration–time profile accuracy, and it is not comparable with exposure errors obtained by scoring predicted profiles against observed profiles. Two consequences of the model should be stated before the numbers are read. First, because AUC = D/CL exactly, the AUC fold error is identically the CL fold error, so the AUC row carries no information beyond the CL results of Tables III–IV; it is reported for completeness. Cmax, which depends on CL, VDss and infusion time jointly, is the only genuinely new quantity. Second, Fu does not enter a one-compartment model at all, so this analysis is silent on it; under a physiologically based model Fu would act through tissue partitioning, which this model does not represent.</w:t>
+        <w:t xml:space="preserve"> with the downstream model held constant; it is not a measurement of absolute concentration–time profile accuracy, and it is not comparable with exposure errors obtained by scoring predicted profiles against observed profiles. Two consequences of the model should be stated before the numbers are read. First, because AUC = D/CL exactly, the AUC fold error is identically the CL fold error, so the AUC row carries no information beyond the CL results of Tables IV–IV; it is reported for completeness. Cmax, which depends on CL, VDss and infusion time jointly, is the only genuinely new quantity. Second, Fu does not enter a one-compartment model at all, so this analysis is silent on it; under a physiologically based model Fu would act through tissue partitioning, which this model does not represent.</w:t>
       </w:r>
     </w:p>
     <w:p>
@@ -15610,7 +16414,7 @@
           <w:smallCaps/>
           <w:sz w:val="16"/>
         </w:rPr>
-        <w:t>Table X</w:t>
+        <w:t>Table XI</w:t>
         <w:br/>
       </w:r>
       <w:r>
@@ -16329,7 +17133,7 @@
         <w:rPr>
           <w:sz w:val="14"/>
         </w:rPr>
-        <w:t>One-compartment IV model, dose linearity, 1 mg/kg; observed CL and VDss define the reference exposure. R² on log10 exposure; GMFE and W2F on the linear scale. CIs: compound-level bootstrap, B = 10 000; differences paired as in Table VI. No difference is resolved. AUC fold error is identically CL fold error under this model. These values are not comparable with exposure errors obtained by scoring predicted concentration–time profiles against observed profiles.</w:t>
+        <w:t>One-compartment IV model, dose linearity, 1 mg/kg; observed CL and VDss define the reference exposure. R² on log10 exposure; GMFE and W2F on the linear scale. CIs: compound-level bootstrap, B = 10 000; differences paired as in Table VII. No difference is resolved. AUC fold error is identically CL fold error under this model. These values are not comparable with exposure errors obtained by scoring predicted concentration–time profiles against observed profiles.</w:t>
       </w:r>
     </w:p>
     <w:p>
@@ -16418,7 +17222,7 @@
           <w:b w:val="0"/>
           <w:i w:val="0"/>
         </w:rPr>
-        <w:t>The five endpoints divide cleanly. On the two pKa endpoints the proposed GraphMPNN models improve on the published benchmark by a margin that survives every test applied here: the published values lie outside the bootstrap confidence intervals of the ensemble metrics (Table V), and on the subset where the benchmark's own per-compound predictions are available the improvement is resolved by a paired test on R², MAE and RMSE for both endpoints (Table VI). The effect is large rather than marginal — on pKa (basic) the paired MAE falls from 0.634 to 0.314, and the proposed model is the closer prediction for 76 of the 106 compounds. On the three pharmacokinetic endpoints the picture is different: the ensembles are at least as good as the benchmark on most metrics and better on several point estimates, but no difference is resolved, and on the full test split the benchmark retains the better GMFE and within-two-fold fraction for CL (Table V).</w:t>
+        <w:t>The five endpoints divide cleanly. On the two pKa endpoints the proposed GraphMPNN models improve on the published benchmark by a margin that survives every test applied here: the published values lie outside the bootstrap confidence intervals of the ensemble metrics (Table VI), and on the subset where the benchmark's own per-compound predictions are available the improvement is resolved by a paired test on R², MAE and RMSE for both endpoints (Table VII). The effect is large rather than marginal — on pKa (basic) the paired MAE falls from 0.634 to 0.314, and the proposed model is the closer prediction for 76 of the 106 compounds. On the three pharmacokinetic endpoints the picture is different: the ensembles are at least as good as the benchmark on most metrics and better on several point estimates, but no difference is resolved, and on the full test split the benchmark retains the better GMFE and within-two-fold fraction for CL (Table VI).</w:t>
       </w:r>
     </w:p>
     <w:p>
@@ -16430,7 +17234,7 @@
           <w:b w:val="0"/>
           <w:i w:val="0"/>
         </w:rPr>
-        <w:t>The most plausible reading is that the gap reflects what each endpoint's data can support rather than a difference in modeling effort. pKa is a thermodynamic property of the molecular structure itself, measured reproducibly, and the training sets here are the largest of the five. A message-passing network operating on the molecular graph with xTB-derived electronic features can exploit that structure directly, and the ablation confirms that the electronic features carry real signal for pKa (basic). CL, VDss and Fu are whole-organism properties whose reference values aggregate inter-individual variability, differing assay protocols and literature curation decisions; their test sets here are also far smaller, 177 compounds for CL and VDss. Both factors compress the achievable range of performance and widen every confidence interval, so that even consistent point-estimate advantages — the proposed model holds the better value on every VDss and Fu metric in Table VI — fail to resolve.</w:t>
+        <w:t>The most plausible reading is that the gap reflects what each endpoint's data can support rather than a difference in modeling effort. pKa is a thermodynamic property of the molecular structure itself, measured reproducibly, and the training sets here are the largest of the five. A message-passing network operating on the molecular graph with xTB-derived electronic features can exploit that structure directly, and the ablation confirms that the electronic features carry real signal for pKa (basic). CL, VDss and Fu are whole-organism properties whose reference values aggregate inter-individual variability, differing assay protocols and literature curation decisions; their test sets here are also far smaller, 177 compounds for CL and VDss. Both factors compress the achievable range of performance and widen every confidence interval, so that even consistent point-estimate advantages — the proposed model holds the better value on every VDss and Fu metric in Table VII — fail to resolve.</w:t>
       </w:r>
     </w:p>
     <w:p>
@@ -16541,7 +17345,7 @@
           <w:b w:val="0"/>
           <w:i w:val="0"/>
         </w:rPr>
-        <w:t>Each endpoint is evaluated on a single official held-out split, so the results characterize performance on those particular compounds and inherit their composition. The CL and VDss splits contain 177 compounds each, and the paired comparison of Table VI and the exposure analysis of Table X rest on 106; at these sizes only large differences resolve, and the absence of a resolved difference is not evidence of equivalence. No cross-validated estimate for the final models is reported here, so the stability of these results across alternative partitions of the same data is not established.</w:t>
+        <w:t>Each endpoint is evaluated on a single official held-out split, so the results characterize performance on those particular compounds and inherit their composition. The CL and VDss splits contain 177 compounds each, and the paired comparison of Table VII and the exposure analysis of Table XI rest on 106; at these sizes only large differences resolve, and the absence of a resolved difference is not evidence of equivalence. No cross-validated estimate for the final models is reported here, so the stability of these results across alternative partitions of the same data is not established.</w:t>
       </w:r>
     </w:p>
     <w:p>
@@ -16553,7 +17357,7 @@
           <w:b w:val="0"/>
           <w:i w:val="0"/>
         </w:rPr>
-        <w:t>The comparison is against a single published benchmark, and for most of the test data that benchmark reports aggregate values only, which is why Table V can report no more than whether a published point estimate falls inside a confidence interval. Published values were transcribed from the source and should be re-verified before submission. The classical baselines of Section D use library defaults and are intended as a reference point for the difficulty of each endpoint, not as tuned competitors.</w:t>
+        <w:t>The comparison is against a single published benchmark, and for most of the test data that benchmark reports aggregate values only, which is why Table VI can report no more than whether a published point estimate falls inside a confidence interval. Published values were transcribed from the source and should be re-verified before submission. The classical baselines of Section D use library defaults and are intended as a reference point for the difficulty of each endpoint, not as tuned competitors.</w:t>
       </w:r>
     </w:p>
     <w:p>

--- a/manuscript/Manuscript_draft.docx
+++ b/manuscript/Manuscript_draft.docx
@@ -1615,7 +1615,7 @@
           <w:b w:val="0"/>
           <w:i w:val="0"/>
         </w:rPr>
-        <w:t>All training and evaluation was performed on an NVIDIA DGX A100 server. Each run was allocated a single A100-SXM4-40GB GPU partitioned by Multi-Instance GPU into a 3g.20gb slice, so no run had exclusive use of a whole device. Runs are made deterministic within a slice by fixing the Python, NumPy and PyTorch seeds, restricting intra-op threading, and enabling deterministic cuDNN kernels.</w:t>
+        <w:t>All training and evaluation was performed on an NVIDIA DGX A100 server. Runs are made deterministic by fixing the Python, NumPy and PyTorch seeds, restricting intra-op threading, and enabling deterministic cuDNN kernels.</w:t>
       </w:r>
     </w:p>
     <w:p>
@@ -2672,7 +2672,7 @@
           <w:b w:val="0"/>
           <w:i w:val="0"/>
         </w:rPr>
-        <w:t>The same contrast appears in training time: a single pKa seed takes about 19 minutes against under a minute for each pharmacokinetic endpoint, so a ten-seed pKa ensemble costs roughly 3.2 GPU-hours against about 8 minutes. These are measured wall-clock times with several seeds training concurrently on the same GPU slice, so they include contention and are upper bounds on the cost of a dedicated run. Floating-point counts cover the matrix multiplications of a forward pass and exclude feature generation, which for both families is dominated by descriptor and semi-empirical calculation performed once per compound. The classical baselines of Section IV-D are non-parametric and are not characterised by these measures.</w:t>
+        <w:t>The same contrast appears in training time: a single pKa seed takes about 19 minutes against under a minute for each pharmacokinetic endpoint, so a ten-seed pKa ensemble costs roughly 3.2 GPU-hours against about 8 minutes. These are measured wall-clock times with several seeds training concurrently on the same GPU, so they include contention and are upper bounds on the cost of a dedicated run. Floating-point counts cover the matrix multiplications of a forward pass and exclude feature generation, which for both families is dominated by descriptor and semi-empirical calculation performed once per compound. The classical baselines of Section IV-D are non-parametric and are not characterised by these measures.</w:t>
       </w:r>
     </w:p>
     <w:p>
@@ -3427,7 +3427,7 @@
         <w:rPr>
           <w:sz w:val="14"/>
         </w:rPr>
-        <w:t>Trainable parameters. Forward FLOPs are for one molecule, counted by the PyTorch profiler over the matrix multiplications of a forward pass; for the graph model the two values are for a median-sized and the largest molecule in the pool (26 and 65 heavy atoms), between which cost grows quadratically, while the descriptor models are size-independent. Training time is measured wall-clock per seed on one A100-SXM4-40GB MIG 3g.20gb slice of an NVIDIA DGX A100, with several seeds running concurrently on the slice; it therefore includes contention.</w:t>
+        <w:t>Trainable parameters. Forward FLOPs are for one molecule, counted by the PyTorch profiler over the matrix multiplications of a forward pass; for the graph model the two values are for a median-sized and the largest molecule in the pool (26 and 65 heavy atoms), between which cost grows quadratically, while the descriptor models are size-independent. Training time is measured wall-clock per seed on an NVIDIA DGX A100, with several seeds training concurrently on the same GPU; it therefore includes contention.</w:t>
       </w:r>
     </w:p>
     <w:p>

--- a/manuscript/Manuscript_draft.docx
+++ b/manuscript/Manuscript_draft.docx
@@ -78,6 +78,62 @@
           <w:i w:val="0"/>
         </w:rPr>
         <w:t>The pharmacokinetic profile of a candidate molecule — how quickly it is cleared, how widely it distributes, and how much of it circulates unbound — determines whether a compound with promising potency can become a viable drug. Measuring these properties in humans is slow and expensive, so predicting them from chemical structure has become a standard part of early discovery [1], [2]. Recent work has moved from predicting isolated parameters towards predicting the full concentration–time profile, either by learning it directly [3], [4] or by feeding predicted physicochemical parameters into a mechanistic or physiologically based model [5]-[7]. Both strategies rest on the same foundation: the quality of the structure-derived parameter predictions that enter them [8], [9].</w:t>
+      </w:r>
+    </w:p>
+    <w:p>
+      <w:pPr>
+        <w:jc w:val="center"/>
+      </w:pPr>
+      <w:r>
+        <w:drawing>
+          <wp:inline xmlns:a="http://schemas.openxmlformats.org/drawingml/2006/main" xmlns:pic="http://schemas.openxmlformats.org/drawingml/2006/picture">
+            <wp:extent cx="5943600" cy="3570568"/>
+            <wp:docPr id="1" name="Picture 1"/>
+            <wp:cNvGraphicFramePr>
+              <a:graphicFrameLocks noChangeAspect="1"/>
+            </wp:cNvGraphicFramePr>
+            <a:graphic>
+              <a:graphicData uri="http://schemas.openxmlformats.org/drawingml/2006/picture">
+                <pic:pic>
+                  <pic:nvPicPr>
+                    <pic:cNvPr id="0" name="From Structure to Smarter Decisions.png"/>
+                    <pic:cNvPicPr/>
+                  </pic:nvPicPr>
+                  <pic:blipFill>
+                    <a:blip r:embed="rId9"/>
+                    <a:stretch>
+                      <a:fillRect/>
+                    </a:stretch>
+                  </pic:blipFill>
+                  <pic:spPr>
+                    <a:xfrm>
+                      <a:off x="0" y="0"/>
+                      <a:ext cx="5943600" cy="3570568"/>
+                    </a:xfrm>
+                    <a:prstGeom prst="rect"/>
+                  </pic:spPr>
+                </pic:pic>
+              </a:graphicData>
+            </a:graphic>
+          </wp:inline>
+        </w:drawing>
+      </w:r>
+    </w:p>
+    <w:p>
+      <w:pPr>
+        <w:jc w:val="both"/>
+      </w:pPr>
+      <w:r>
+        <w:rPr>
+          <w:sz w:val="16"/>
+        </w:rPr>
+        <w:t xml:space="preserve">Fig. 1. </w:t>
+      </w:r>
+      <w:r>
+        <w:rPr>
+          <w:sz w:val="16"/>
+        </w:rPr>
+        <w:t>Where structure-based parameter prediction sits in drug discovery. (1) Experimental determination of pharmacokinetic parameters is accurate but slow, resource-intensive and limited to one compound at a time. (2) Predicting the same parameters from structure — clearance, volume of distribution, fraction unbound and the ionization constants, which are the five endpoints modeled in this work — takes seconds per compound; the exposure shown is that obtained by propagating predicted parameters through an assumed compartmental model (Section III-H), not a learned concentration–time profile. (3) The resulting throughput allows candidates to be ranked before synthesis, at the stage where acting on an unfavourable profile is least costly. Computational screening narrows what reaches the laboratory; it does not replace experimental confirmation.</w:t>
       </w:r>
     </w:p>
     <w:p>
@@ -1118,7 +1174,7 @@
           <w:b w:val="0"/>
           <w:i w:val="0"/>
         </w:rPr>
-        <w:t>The five endpoints are addressed by two model families, chosen because the best representation differs by endpoint. The acid and base dissociation constants are properties of the molecular graph and its electronic structure, and are modeled by a message-passing network operating on that graph (Fig. 1). Clearance, volume of distribution and fraction unbound are whole-organism properties with smaller labeled sets, and are modeled by a compact factorized-descriptor network in which named physicochemical descriptor groups are kept in separate pathways (Fig. 2).</w:t>
+        <w:t>The five endpoints are addressed by two model families, chosen because the best representation differs by endpoint. The acid and base dissociation constants are properties of the molecular graph and its electronic structure, and are modeled by a message-passing network operating on that graph (Fig. 2). Clearance, volume of distribution and fraction unbound are whole-organism properties with smaller labeled sets, and are modeled by a compact factorized-descriptor network in which named physicochemical descriptor groups are kept in separate pathways (Fig. 3).</w:t>
       </w:r>
     </w:p>
     <w:tbl>
@@ -1172,7 +1228,7 @@
         <w:rPr>
           <w:sz w:val="16"/>
         </w:rPr>
-        <w:t xml:space="preserve">Fig. 1. </w:t>
+        <w:t xml:space="preserve">Fig. 2. </w:t>
       </w:r>
       <w:r>
         <w:rPr>
@@ -1232,7 +1288,7 @@
         <w:rPr>
           <w:sz w:val="16"/>
         </w:rPr>
-        <w:t xml:space="preserve">Fig. 2. </w:t>
+        <w:t xml:space="preserve">Fig. 3. </w:t>
       </w:r>
       <w:r>
         <w:rPr>
@@ -3687,7 +3743,7 @@
           <w:b w:val="0"/>
           <w:i w:val="0"/>
         </w:rPr>
-        <w:t>Tables IV and V report the 10-seed ensemble performance of the proposed models, and Fig. 3 shows the corresponding parity plots. On pKa, GraphMPNN achieves an ensemble R² of 0.969 (95% CI 0.956–0.979) and an MAE of 0.424 pKa units on the acidic test set (n = 776), and an R² of 0.950 (0.936–0.962) with an MAE of 0.406 on the basic test set (n = 815). 91.0% and 90.7% of acidic and basic test compounds, respectively, are predicted within one pKa unit.</w:t>
+        <w:t>Tables IV and V report the 10-seed ensemble performance of the proposed models, and Fig. 4 shows the corresponding parity plots. On pKa, GraphMPNN achieves an ensemble R² of 0.969 (95% CI 0.956–0.979) and an MAE of 0.424 pKa units on the acidic test set (n = 776), and an R² of 0.950 (0.936–0.962) with an MAE of 0.406 on the basic test set (n = 815). 91.0% and 90.7% of acidic and basic test compounds, respectively, are predicted within one pKa unit.</w:t>
       </w:r>
     </w:p>
     <w:p>
@@ -5718,7 +5774,7 @@
         <w:drawing>
           <wp:inline xmlns:a="http://schemas.openxmlformats.org/drawingml/2006/main" xmlns:pic="http://schemas.openxmlformats.org/drawingml/2006/picture">
             <wp:extent cx="5943600" cy="1493891"/>
-            <wp:docPr id="1" name="Picture 1"/>
+            <wp:docPr id="2" name="Picture 2"/>
             <wp:cNvGraphicFramePr>
               <a:graphicFrameLocks noChangeAspect="1"/>
             </wp:cNvGraphicFramePr>
@@ -5730,7 +5786,7 @@
                     <pic:cNvPicPr/>
                   </pic:nvPicPr>
                   <pic:blipFill>
-                    <a:blip r:embed="rId9"/>
+                    <a:blip r:embed="rId10"/>
                     <a:stretch>
                       <a:fillRect/>
                     </a:stretch>
@@ -5757,7 +5813,7 @@
         <w:rPr>
           <w:sz w:val="16"/>
         </w:rPr>
-        <w:t xml:space="preserve">Fig. 3. </w:t>
+        <w:t xml:space="preserve">Fig. 4. </w:t>
       </w:r>
       <w:r>
         <w:rPr>
@@ -5813,7 +5869,7 @@
           <w:b w:val="0"/>
           <w:i w:val="0"/>
         </w:rPr>
-        <w:t xml:space="preserve"> for pKa. For most of the test set the benchmark reports aggregate values only, so Table VI reports whether the published value lies inside the bootstrap 95% CI of the ensemble metric, and Fig. 4 shows the relative differences. The benchmark does, however, publish its own per-compound predictions for a 106-compound subset; Table VII compares the two models on those compounds with a paired test, which is the stronger comparison.</w:t>
+        <w:t xml:space="preserve"> for pKa. For most of the test set the benchmark reports aggregate values only, so Table VI reports whether the published value lies inside the bootstrap 95% CI of the ensemble metric, and Fig. 5 shows the relative differences. The benchmark does, however, publish its own per-compound predictions for a 106-compound subset; Table VII compares the two models on those compounds with a paired test, which is the stronger comparison.</w:t>
       </w:r>
     </w:p>
     <w:p>
@@ -8790,7 +8846,7 @@
         <w:drawing>
           <wp:inline xmlns:a="http://schemas.openxmlformats.org/drawingml/2006/main" xmlns:pic="http://schemas.openxmlformats.org/drawingml/2006/picture">
             <wp:extent cx="3108960" cy="3201765"/>
-            <wp:docPr id="2" name="Picture 2"/>
+            <wp:docPr id="3" name="Picture 3"/>
             <wp:cNvGraphicFramePr>
               <a:graphicFrameLocks noChangeAspect="1"/>
             </wp:cNvGraphicFramePr>
@@ -8802,7 +8858,7 @@
                     <pic:cNvPicPr/>
                   </pic:nvPicPr>
                   <pic:blipFill>
-                    <a:blip r:embed="rId10"/>
+                    <a:blip r:embed="rId11"/>
                     <a:stretch>
                       <a:fillRect/>
                     </a:stretch>
@@ -8829,7 +8885,7 @@
         <w:rPr>
           <w:sz w:val="16"/>
         </w:rPr>
-        <w:t xml:space="preserve">Fig. 4. </w:t>
+        <w:t xml:space="preserve">Fig. 5. </w:t>
       </w:r>
       <w:r>
         <w:rPr>
@@ -8855,7 +8911,7 @@
           <w:b w:val="0"/>
           <w:i w:val="0"/>
         </w:rPr>
-        <w:t>The benchmark publishes per-compound predictions for all five endpoints on a 106-compound subset of the test data. Every one of these compounds lies in the official test split of every endpoint, so neither model was trained on them, and both were evaluated on identical compounds. This permits a paired comparison (Table VII, Fig. 5): the same compound-level bootstrap as above, resampling the same compounds for both models, which removes the compound-to-compound variation that dominates the marginal CIs of Table VI. This subset is the only part of the test data for which the benchmark's own predictions are available.</w:t>
+        <w:t>The benchmark publishes per-compound predictions for all five endpoints on a 106-compound subset of the test data. Every one of these compounds lies in the official test split of every endpoint, so neither model was trained on them, and both were evaluated on identical compounds. This permits a paired comparison (Table VII, Fig. 6): the same compound-level bootstrap as above, resampling the same compounds for both models, which removes the compound-to-compound variation that dominates the marginal CIs of Table VI. This subset is the only part of the test data for which the benchmark's own predictions are available.</w:t>
       </w:r>
     </w:p>
     <w:p>
@@ -11635,7 +11691,7 @@
         <w:drawing>
           <wp:inline xmlns:a="http://schemas.openxmlformats.org/drawingml/2006/main" xmlns:pic="http://schemas.openxmlformats.org/drawingml/2006/picture">
             <wp:extent cx="5943600" cy="1812039"/>
-            <wp:docPr id="3" name="Picture 3"/>
+            <wp:docPr id="4" name="Picture 4"/>
             <wp:cNvGraphicFramePr>
               <a:graphicFrameLocks noChangeAspect="1"/>
             </wp:cNvGraphicFramePr>
@@ -11647,7 +11703,7 @@
                     <pic:cNvPicPr/>
                   </pic:nvPicPr>
                   <pic:blipFill>
-                    <a:blip r:embed="rId11"/>
+                    <a:blip r:embed="rId12"/>
                     <a:stretch>
                       <a:fillRect/>
                     </a:stretch>
@@ -11674,7 +11730,7 @@
         <w:rPr>
           <w:sz w:val="16"/>
         </w:rPr>
-        <w:t xml:space="preserve">Fig. 5. </w:t>
+        <w:t xml:space="preserve">Fig. 6. </w:t>
       </w:r>
       <w:r>
         <w:rPr>
@@ -11700,7 +11756,7 @@
           <w:b w:val="0"/>
           <w:i w:val="0"/>
         </w:rPr>
-        <w:t>Table VIII compares the proposed models with three classical regressors trained on the same training split and evaluated on the same test compounds in the same order: Random Forest (RF), XGBoost (XGB) and support vector regression (SVM), each with library-default hyperparameters (no tuning). RF was trained with seeds 42–51 and is reported as a 10-seed ensemble. With default settings, XGB uses no row or column subsampling, so all ten seeds produced identical predictions and its ensemble equals a single fit; SVM is deterministic and was fit once. Fig. 6 summarizes the headline error metric per endpoint.</w:t>
+        <w:t>Table VIII compares the proposed models with three classical regressors trained on the same training split and evaluated on the same test compounds in the same order: Random Forest (RF), XGBoost (XGB) and support vector regression (SVM), each with library-default hyperparameters (no tuning). RF was trained with seeds 42–51 and is reported as a 10-seed ensemble. With default settings, XGB uses no row or column subsampling, so all ten seeds produced identical predictions and its ensemble equals a single fit; SVM is deterministic and was fit once. Fig. 7 summarizes the headline error metric per endpoint.</w:t>
       </w:r>
     </w:p>
     <w:p>
@@ -14195,7 +14251,7 @@
         <w:drawing>
           <wp:inline xmlns:a="http://schemas.openxmlformats.org/drawingml/2006/main" xmlns:pic="http://schemas.openxmlformats.org/drawingml/2006/picture">
             <wp:extent cx="5943600" cy="1711802"/>
-            <wp:docPr id="4" name="Picture 4"/>
+            <wp:docPr id="5" name="Picture 5"/>
             <wp:cNvGraphicFramePr>
               <a:graphicFrameLocks noChangeAspect="1"/>
             </wp:cNvGraphicFramePr>
@@ -14207,7 +14263,7 @@
                     <pic:cNvPicPr/>
                   </pic:nvPicPr>
                   <pic:blipFill>
-                    <a:blip r:embed="rId12"/>
+                    <a:blip r:embed="rId13"/>
                     <a:stretch>
                       <a:fillRect/>
                     </a:stretch>
@@ -14234,7 +14290,7 @@
         <w:rPr>
           <w:sz w:val="16"/>
         </w:rPr>
-        <w:t xml:space="preserve">Fig. 6. </w:t>
+        <w:t xml:space="preserve">Fig. 7. </w:t>
       </w:r>
       <w:r>
         <w:rPr>
@@ -14260,7 +14316,7 @@
           <w:b w:val="0"/>
           <w:i w:val="0"/>
         </w:rPr>
-        <w:t>Tables IX and X report 10-seed ablations retrained under the same protocol, training split and test split as the final models. For CL and VDss (Table IX), the final model is compared with the base MFMN (no auxiliary supervision and no dynamic gating) and with the alternative MFMN variant that differs only in the gating mechanism (MFMN-InteractAux for CL; MFMN-DynGate for VDss); Fig. 7 shows the per-seed GMFE distributions. For pKa (Table X), the xTB-derived features, the edge gating and the ionizable-site readout of the full GraphMPNN are removed one at a time; on pKa (basic), the variant without the site readout performed best and is used as the final model, so the full GraphMPNN and its other two ablations are compared against it. For Fu, the low-fu training-loss weight is removed. Variant–final differences use the same paired compound-level bootstrap as Section D.</w:t>
+        <w:t>Tables IX and X report 10-seed ablations retrained under the same protocol, training split and test split as the final models. For CL and VDss (Table IX), the final model is compared with the base MFMN (no auxiliary supervision and no dynamic gating) and with the alternative MFMN variant that differs only in the gating mechanism (MFMN-InteractAux for CL; MFMN-DynGate for VDss); Fig. 8 shows the per-seed GMFE distributions. For pKa (Table X), the xTB-derived features, the edge gating and the ionizable-site readout of the full GraphMPNN are removed one at a time; on pKa (basic), the variant without the site readout performed best and is used as the final model, so the full GraphMPNN and its other two ablations are compared against it. For Fu, the low-fu training-loss weight is removed. Variant–final differences use the same paired compound-level bootstrap as Section D.</w:t>
       </w:r>
     </w:p>
     <w:p>
@@ -15170,7 +15226,7 @@
         <w:drawing>
           <wp:inline xmlns:a="http://schemas.openxmlformats.org/drawingml/2006/main" xmlns:pic="http://schemas.openxmlformats.org/drawingml/2006/picture">
             <wp:extent cx="3108960" cy="1866579"/>
-            <wp:docPr id="5" name="Picture 5"/>
+            <wp:docPr id="6" name="Picture 6"/>
             <wp:cNvGraphicFramePr>
               <a:graphicFrameLocks noChangeAspect="1"/>
             </wp:cNvGraphicFramePr>
@@ -15182,7 +15238,7 @@
                     <pic:cNvPicPr/>
                   </pic:nvPicPr>
                   <pic:blipFill>
-                    <a:blip r:embed="rId13"/>
+                    <a:blip r:embed="rId14"/>
                     <a:stretch>
                       <a:fillRect/>
                     </a:stretch>
@@ -15209,7 +15265,7 @@
         <w:rPr>
           <w:sz w:val="16"/>
         </w:rPr>
-        <w:t xml:space="preserve">Fig. 7. </w:t>
+        <w:t xml:space="preserve">Fig. 8. </w:t>
       </w:r>
       <w:r>
         <w:rPr>
@@ -17149,7 +17205,7 @@
         <w:drawing>
           <wp:inline xmlns:a="http://schemas.openxmlformats.org/drawingml/2006/main" xmlns:pic="http://schemas.openxmlformats.org/drawingml/2006/picture">
             <wp:extent cx="5943600" cy="2660336"/>
-            <wp:docPr id="6" name="Picture 6"/>
+            <wp:docPr id="7" name="Picture 7"/>
             <wp:cNvGraphicFramePr>
               <a:graphicFrameLocks noChangeAspect="1"/>
             </wp:cNvGraphicFramePr>
@@ -17161,7 +17217,7 @@
                     <pic:cNvPicPr/>
                   </pic:nvPicPr>
                   <pic:blipFill>
-                    <a:blip r:embed="rId14"/>
+                    <a:blip r:embed="rId15"/>
                     <a:stretch>
                       <a:fillRect/>
                     </a:stretch>
@@ -17188,7 +17244,7 @@
         <w:rPr>
           <w:sz w:val="16"/>
         </w:rPr>
-        <w:t xml:space="preserve">Fig. 8. </w:t>
+        <w:t xml:space="preserve">Fig. 9. </w:t>
       </w:r>
       <w:r>
         <w:rPr>

--- a/manuscript/Manuscript_draft.docx
+++ b/manuscript/Manuscript_draft.docx
@@ -87,7 +87,7 @@
       <w:r>
         <w:drawing>
           <wp:inline xmlns:a="http://schemas.openxmlformats.org/drawingml/2006/main" xmlns:pic="http://schemas.openxmlformats.org/drawingml/2006/picture">
-            <wp:extent cx="5943600" cy="3570568"/>
+            <wp:extent cx="5943600" cy="3561557"/>
             <wp:docPr id="1" name="Picture 1"/>
             <wp:cNvGraphicFramePr>
               <a:graphicFrameLocks noChangeAspect="1"/>
@@ -96,7 +96,7 @@
               <a:graphicData uri="http://schemas.openxmlformats.org/drawingml/2006/picture">
                 <pic:pic>
                   <pic:nvPicPr>
-                    <pic:cNvPr id="0" name="From Structure to Smarter Decisions.png"/>
+                    <pic:cNvPr id="0" name="motivation_figure_drawio.drawio.png"/>
                     <pic:cNvPicPr/>
                   </pic:nvPicPr>
                   <pic:blipFill>
@@ -108,7 +108,7 @@
                   <pic:spPr>
                     <a:xfrm>
                       <a:off x="0" y="0"/>
-                      <a:ext cx="5943600" cy="3570568"/>
+                      <a:ext cx="5943600" cy="3561557"/>
                     </a:xfrm>
                     <a:prstGeom prst="rect"/>
                   </pic:spPr>
